--- a/task7/Аудит безопасности веб — копия.docx
+++ b/task7/Аудит безопасности веб — копия.docx
@@ -139,14 +139,112 @@
     </w:p>
     <w:p>
       <w:pPr>
-        <w:ind w:firstLine="709"/>
-        <w:jc w:val="both"/>
-        <w:rPr>
-          <w:rFonts w:ascii="Times New Roman" w:hAnsi="Times New Roman" w:cs="Times New Roman"/>
-          <w:sz w:val="28"/>
-          <w:szCs w:val="28"/>
-        </w:rPr>
-      </w:pPr>
+        <w:jc w:val="center"/>
+        <w:rPr>
+          <w:rFonts w:ascii="Times New Roman" w:hAnsi="Times New Roman" w:cs="Times New Roman"/>
+          <w:sz w:val="28"/>
+          <w:szCs w:val="28"/>
+        </w:rPr>
+      </w:pPr>
+      <w:r>
+        <w:rPr>
+          <w:rFonts w:ascii="Times New Roman" w:hAnsi="Times New Roman" w:cs="Times New Roman"/>
+          <w:noProof/>
+          <w:sz w:val="28"/>
+          <w:szCs w:val="28"/>
+        </w:rPr>
+        <w:drawing>
+          <wp:inline distT="0" distB="0" distL="0" distR="0" wp14:anchorId="68CB0BF9" wp14:editId="44519B94">
+            <wp:extent cx="5940425" cy="695325"/>
+            <wp:effectExtent l="0" t="0" r="3175" b="3175"/>
+            <wp:docPr id="1920287912" name="Рисунок 1"/>
+            <wp:cNvGraphicFramePr>
+              <a:graphicFrameLocks xmlns:a="http://schemas.openxmlformats.org/drawingml/2006/main" noChangeAspect="1"/>
+            </wp:cNvGraphicFramePr>
+            <a:graphic xmlns:a="http://schemas.openxmlformats.org/drawingml/2006/main">
+              <a:graphicData uri="http://schemas.openxmlformats.org/drawingml/2006/picture">
+                <pic:pic xmlns:pic="http://schemas.openxmlformats.org/drawingml/2006/picture">
+                  <pic:nvPicPr>
+                    <pic:cNvPr id="1920287912" name="Рисунок 1920287912"/>
+                    <pic:cNvPicPr/>
+                  </pic:nvPicPr>
+                  <pic:blipFill>
+                    <a:blip r:embed="rId4">
+                      <a:extLst>
+                        <a:ext uri="{28A0092B-C50C-407E-A947-70E740481C1C}">
+                          <a14:useLocalDpi xmlns:a14="http://schemas.microsoft.com/office/drawing/2010/main" val="0"/>
+                        </a:ext>
+                      </a:extLst>
+                    </a:blip>
+                    <a:stretch>
+                      <a:fillRect/>
+                    </a:stretch>
+                  </pic:blipFill>
+                  <pic:spPr>
+                    <a:xfrm>
+                      <a:off x="0" y="0"/>
+                      <a:ext cx="5940425" cy="695325"/>
+                    </a:xfrm>
+                    <a:prstGeom prst="rect">
+                      <a:avLst/>
+                    </a:prstGeom>
+                  </pic:spPr>
+                </pic:pic>
+              </a:graphicData>
+            </a:graphic>
+          </wp:inline>
+        </w:drawing>
+      </w:r>
+    </w:p>
+    <w:p>
+      <w:pPr>
+        <w:ind w:firstLine="709"/>
+        <w:jc w:val="center"/>
+        <w:rPr>
+          <w:rFonts w:ascii="Times New Roman" w:hAnsi="Times New Roman" w:cs="Times New Roman"/>
+          <w:sz w:val="28"/>
+          <w:szCs w:val="28"/>
+        </w:rPr>
+      </w:pPr>
+      <w:r>
+        <w:rPr>
+          <w:rFonts w:ascii="Times New Roman" w:hAnsi="Times New Roman" w:cs="Times New Roman"/>
+          <w:sz w:val="28"/>
+          <w:szCs w:val="28"/>
+        </w:rPr>
+        <w:t xml:space="preserve">Рис 1. </w:t>
+      </w:r>
+      <w:proofErr w:type="spellStart"/>
+      <w:proofErr w:type="gramStart"/>
+      <w:r>
+        <w:rPr>
+          <w:rFonts w:ascii="Times New Roman" w:hAnsi="Times New Roman" w:cs="Times New Roman"/>
+          <w:sz w:val="28"/>
+          <w:szCs w:val="28"/>
+          <w:lang w:val="en-US"/>
+        </w:rPr>
+        <w:t>Htmlspecialchars</w:t>
+      </w:r>
+      <w:proofErr w:type="spellEnd"/>
+      <w:r>
+        <w:rPr>
+          <w:rFonts w:ascii="Times New Roman" w:hAnsi="Times New Roman" w:cs="Times New Roman"/>
+          <w:sz w:val="28"/>
+          <w:szCs w:val="28"/>
+          <w:lang w:val="en-US"/>
+        </w:rPr>
+        <w:t>(</w:t>
+      </w:r>
+      <w:proofErr w:type="gramEnd"/>
+      <w:r>
+        <w:rPr>
+          <w:rFonts w:ascii="Times New Roman" w:hAnsi="Times New Roman" w:cs="Times New Roman"/>
+          <w:sz w:val="28"/>
+          <w:szCs w:val="28"/>
+          <w:lang w:val="en-US"/>
+        </w:rPr>
+        <w:t>).</w:t>
+      </w:r>
     </w:p>
     <w:p>
       <w:pPr>
@@ -385,6 +483,7 @@
           <w:rFonts w:ascii="Times New Roman" w:hAnsi="Times New Roman" w:cs="Times New Roman"/>
           <w:sz w:val="28"/>
           <w:szCs w:val="28"/>
+          <w:lang w:val="en-US"/>
         </w:rPr>
       </w:pPr>
       <w:r>
@@ -440,6 +539,396 @@
           <w:rFonts w:ascii="Times New Roman" w:hAnsi="Times New Roman" w:cs="Times New Roman"/>
           <w:sz w:val="28"/>
           <w:szCs w:val="28"/>
+          <w:lang w:val="en-US"/>
+        </w:rPr>
+      </w:pPr>
+    </w:p>
+    <w:p>
+      <w:pPr>
+        <w:ind w:firstLine="709"/>
+        <w:jc w:val="both"/>
+        <w:rPr>
+          <w:rFonts w:ascii="Times New Roman" w:hAnsi="Times New Roman" w:cs="Times New Roman"/>
+          <w:sz w:val="28"/>
+          <w:szCs w:val="28"/>
+          <w:lang w:val="en-US"/>
+        </w:rPr>
+      </w:pPr>
+    </w:p>
+    <w:p>
+      <w:pPr>
+        <w:jc w:val="center"/>
+        <w:rPr>
+          <w:rFonts w:ascii="Times New Roman" w:hAnsi="Times New Roman" w:cs="Times New Roman"/>
+          <w:sz w:val="28"/>
+          <w:szCs w:val="28"/>
+          <w:lang w:val="en-US"/>
+        </w:rPr>
+      </w:pPr>
+      <w:r>
+        <w:rPr>
+          <w:rFonts w:ascii="Times New Roman" w:hAnsi="Times New Roman" w:cs="Times New Roman"/>
+          <w:noProof/>
+          <w:sz w:val="28"/>
+          <w:szCs w:val="28"/>
+          <w:lang w:val="en-US"/>
+        </w:rPr>
+        <w:lastRenderedPageBreak/>
+        <w:drawing>
+          <wp:inline distT="0" distB="0" distL="0" distR="0" wp14:anchorId="65AD26F0" wp14:editId="43290F2A">
+            <wp:extent cx="5016500" cy="1206500"/>
+            <wp:effectExtent l="0" t="0" r="0" b="0"/>
+            <wp:docPr id="532118493" name="Рисунок 2"/>
+            <wp:cNvGraphicFramePr>
+              <a:graphicFrameLocks xmlns:a="http://schemas.openxmlformats.org/drawingml/2006/main" noChangeAspect="1"/>
+            </wp:cNvGraphicFramePr>
+            <a:graphic xmlns:a="http://schemas.openxmlformats.org/drawingml/2006/main">
+              <a:graphicData uri="http://schemas.openxmlformats.org/drawingml/2006/picture">
+                <pic:pic xmlns:pic="http://schemas.openxmlformats.org/drawingml/2006/picture">
+                  <pic:nvPicPr>
+                    <pic:cNvPr id="532118493" name="Рисунок 532118493"/>
+                    <pic:cNvPicPr/>
+                  </pic:nvPicPr>
+                  <pic:blipFill>
+                    <a:blip r:embed="rId5">
+                      <a:extLst>
+                        <a:ext uri="{28A0092B-C50C-407E-A947-70E740481C1C}">
+                          <a14:useLocalDpi xmlns:a14="http://schemas.microsoft.com/office/drawing/2010/main" val="0"/>
+                        </a:ext>
+                      </a:extLst>
+                    </a:blip>
+                    <a:stretch>
+                      <a:fillRect/>
+                    </a:stretch>
+                  </pic:blipFill>
+                  <pic:spPr>
+                    <a:xfrm>
+                      <a:off x="0" y="0"/>
+                      <a:ext cx="5016500" cy="1206500"/>
+                    </a:xfrm>
+                    <a:prstGeom prst="rect">
+                      <a:avLst/>
+                    </a:prstGeom>
+                  </pic:spPr>
+                </pic:pic>
+              </a:graphicData>
+            </a:graphic>
+          </wp:inline>
+        </w:drawing>
+      </w:r>
+    </w:p>
+    <w:p>
+      <w:pPr>
+        <w:jc w:val="center"/>
+        <w:rPr>
+          <w:rFonts w:ascii="Times New Roman" w:hAnsi="Times New Roman" w:cs="Times New Roman"/>
+          <w:sz w:val="28"/>
+          <w:szCs w:val="28"/>
+        </w:rPr>
+      </w:pPr>
+      <w:r>
+        <w:rPr>
+          <w:rFonts w:ascii="Times New Roman" w:hAnsi="Times New Roman" w:cs="Times New Roman"/>
+          <w:sz w:val="28"/>
+          <w:szCs w:val="28"/>
+        </w:rPr>
+        <w:t xml:space="preserve">Рис 2. Обработка ошибок в </w:t>
+      </w:r>
+      <w:proofErr w:type="spellStart"/>
+      <w:r>
+        <w:rPr>
+          <w:rFonts w:ascii="Times New Roman" w:hAnsi="Times New Roman" w:cs="Times New Roman"/>
+          <w:sz w:val="28"/>
+          <w:szCs w:val="28"/>
+        </w:rPr>
+        <w:t>бд</w:t>
+      </w:r>
+      <w:proofErr w:type="spellEnd"/>
+      <w:r>
+        <w:rPr>
+          <w:rFonts w:ascii="Times New Roman" w:hAnsi="Times New Roman" w:cs="Times New Roman"/>
+          <w:sz w:val="28"/>
+          <w:szCs w:val="28"/>
+        </w:rPr>
+        <w:t>.</w:t>
+      </w:r>
+    </w:p>
+    <w:p>
+      <w:pPr>
+        <w:jc w:val="center"/>
+        <w:rPr>
+          <w:rFonts w:ascii="Times New Roman" w:hAnsi="Times New Roman" w:cs="Times New Roman"/>
+          <w:sz w:val="28"/>
+          <w:szCs w:val="28"/>
+        </w:rPr>
+      </w:pPr>
+      <w:r>
+        <w:rPr>
+          <w:rFonts w:ascii="Times New Roman" w:hAnsi="Times New Roman" w:cs="Times New Roman"/>
+          <w:noProof/>
+          <w:sz w:val="28"/>
+          <w:szCs w:val="28"/>
+          <w:lang w:val="en-US"/>
+        </w:rPr>
+        <w:drawing>
+          <wp:inline distT="0" distB="0" distL="0" distR="0" wp14:anchorId="2FDD3E9B" wp14:editId="7B8564CE">
+            <wp:extent cx="5626100" cy="990600"/>
+            <wp:effectExtent l="0" t="0" r="0" b="0"/>
+            <wp:docPr id="1691206744" name="Рисунок 3"/>
+            <wp:cNvGraphicFramePr>
+              <a:graphicFrameLocks xmlns:a="http://schemas.openxmlformats.org/drawingml/2006/main" noChangeAspect="1"/>
+            </wp:cNvGraphicFramePr>
+            <a:graphic xmlns:a="http://schemas.openxmlformats.org/drawingml/2006/main">
+              <a:graphicData uri="http://schemas.openxmlformats.org/drawingml/2006/picture">
+                <pic:pic xmlns:pic="http://schemas.openxmlformats.org/drawingml/2006/picture">
+                  <pic:nvPicPr>
+                    <pic:cNvPr id="1691206744" name="Рисунок 1691206744"/>
+                    <pic:cNvPicPr/>
+                  </pic:nvPicPr>
+                  <pic:blipFill>
+                    <a:blip r:embed="rId6">
+                      <a:extLst>
+                        <a:ext uri="{28A0092B-C50C-407E-A947-70E740481C1C}">
+                          <a14:useLocalDpi xmlns:a14="http://schemas.microsoft.com/office/drawing/2010/main" val="0"/>
+                        </a:ext>
+                      </a:extLst>
+                    </a:blip>
+                    <a:stretch>
+                      <a:fillRect/>
+                    </a:stretch>
+                  </pic:blipFill>
+                  <pic:spPr>
+                    <a:xfrm>
+                      <a:off x="0" y="0"/>
+                      <a:ext cx="5626100" cy="990600"/>
+                    </a:xfrm>
+                    <a:prstGeom prst="rect">
+                      <a:avLst/>
+                    </a:prstGeom>
+                  </pic:spPr>
+                </pic:pic>
+              </a:graphicData>
+            </a:graphic>
+          </wp:inline>
+        </w:drawing>
+      </w:r>
+      <w:r>
+        <w:rPr>
+          <w:rFonts w:ascii="Times New Roman" w:hAnsi="Times New Roman" w:cs="Times New Roman"/>
+          <w:sz w:val="28"/>
+          <w:szCs w:val="28"/>
+        </w:rPr>
+        <w:t>ё</w:t>
+      </w:r>
+    </w:p>
+    <w:p>
+      <w:pPr>
+        <w:jc w:val="center"/>
+        <w:rPr>
+          <w:rFonts w:ascii="Times New Roman" w:hAnsi="Times New Roman" w:cs="Times New Roman"/>
+          <w:sz w:val="28"/>
+          <w:szCs w:val="28"/>
+        </w:rPr>
+      </w:pPr>
+      <w:r>
+        <w:rPr>
+          <w:rFonts w:ascii="Times New Roman" w:hAnsi="Times New Roman" w:cs="Times New Roman"/>
+          <w:sz w:val="28"/>
+          <w:szCs w:val="28"/>
+        </w:rPr>
+        <w:t>Рис 3. Запись в лог.</w:t>
+      </w:r>
+    </w:p>
+    <w:p>
+      <w:pPr>
+        <w:jc w:val="center"/>
+        <w:rPr>
+          <w:rFonts w:ascii="Times New Roman" w:hAnsi="Times New Roman" w:cs="Times New Roman"/>
+          <w:sz w:val="28"/>
+          <w:szCs w:val="28"/>
+        </w:rPr>
+      </w:pPr>
+      <w:r>
+        <w:rPr>
+          <w:rFonts w:ascii="Times New Roman" w:hAnsi="Times New Roman" w:cs="Times New Roman"/>
+          <w:noProof/>
+          <w:sz w:val="28"/>
+          <w:szCs w:val="28"/>
+        </w:rPr>
+        <w:drawing>
+          <wp:inline distT="0" distB="0" distL="0" distR="0" wp14:anchorId="59E33EDD" wp14:editId="6A670508">
+            <wp:extent cx="4305300" cy="990600"/>
+            <wp:effectExtent l="0" t="0" r="0" b="0"/>
+            <wp:docPr id="934539602" name="Рисунок 4"/>
+            <wp:cNvGraphicFramePr>
+              <a:graphicFrameLocks xmlns:a="http://schemas.openxmlformats.org/drawingml/2006/main" noChangeAspect="1"/>
+            </wp:cNvGraphicFramePr>
+            <a:graphic xmlns:a="http://schemas.openxmlformats.org/drawingml/2006/main">
+              <a:graphicData uri="http://schemas.openxmlformats.org/drawingml/2006/picture">
+                <pic:pic xmlns:pic="http://schemas.openxmlformats.org/drawingml/2006/picture">
+                  <pic:nvPicPr>
+                    <pic:cNvPr id="934539602" name="Рисунок 934539602"/>
+                    <pic:cNvPicPr/>
+                  </pic:nvPicPr>
+                  <pic:blipFill>
+                    <a:blip r:embed="rId7">
+                      <a:extLst>
+                        <a:ext uri="{28A0092B-C50C-407E-A947-70E740481C1C}">
+                          <a14:useLocalDpi xmlns:a14="http://schemas.microsoft.com/office/drawing/2010/main" val="0"/>
+                        </a:ext>
+                      </a:extLst>
+                    </a:blip>
+                    <a:stretch>
+                      <a:fillRect/>
+                    </a:stretch>
+                  </pic:blipFill>
+                  <pic:spPr>
+                    <a:xfrm>
+                      <a:off x="0" y="0"/>
+                      <a:ext cx="4305300" cy="990600"/>
+                    </a:xfrm>
+                    <a:prstGeom prst="rect">
+                      <a:avLst/>
+                    </a:prstGeom>
+                  </pic:spPr>
+                </pic:pic>
+              </a:graphicData>
+            </a:graphic>
+          </wp:inline>
+        </w:drawing>
+      </w:r>
+    </w:p>
+    <w:p>
+      <w:pPr>
+        <w:jc w:val="center"/>
+        <w:rPr>
+          <w:rFonts w:ascii="Times New Roman" w:hAnsi="Times New Roman" w:cs="Times New Roman"/>
+          <w:sz w:val="28"/>
+          <w:szCs w:val="28"/>
+        </w:rPr>
+      </w:pPr>
+      <w:r>
+        <w:rPr>
+          <w:rFonts w:ascii="Times New Roman" w:hAnsi="Times New Roman" w:cs="Times New Roman"/>
+          <w:sz w:val="28"/>
+          <w:szCs w:val="28"/>
+        </w:rPr>
+        <w:t>Рис 4. Переменные окружения.</w:t>
+      </w:r>
+    </w:p>
+    <w:p>
+      <w:pPr>
+        <w:jc w:val="center"/>
+        <w:rPr>
+          <w:rFonts w:ascii="Times New Roman" w:hAnsi="Times New Roman" w:cs="Times New Roman"/>
+          <w:sz w:val="28"/>
+          <w:szCs w:val="28"/>
+        </w:rPr>
+      </w:pPr>
+      <w:r>
+        <w:rPr>
+          <w:rFonts w:ascii="Times New Roman" w:hAnsi="Times New Roman" w:cs="Times New Roman"/>
+          <w:noProof/>
+          <w:sz w:val="28"/>
+          <w:szCs w:val="28"/>
+        </w:rPr>
+        <w:drawing>
+          <wp:inline distT="0" distB="0" distL="0" distR="0" wp14:anchorId="746B2968" wp14:editId="4B8030BB">
+            <wp:extent cx="5245100" cy="1206500"/>
+            <wp:effectExtent l="0" t="0" r="0" b="0"/>
+            <wp:docPr id="1865693018" name="Рисунок 5"/>
+            <wp:cNvGraphicFramePr>
+              <a:graphicFrameLocks xmlns:a="http://schemas.openxmlformats.org/drawingml/2006/main" noChangeAspect="1"/>
+            </wp:cNvGraphicFramePr>
+            <a:graphic xmlns:a="http://schemas.openxmlformats.org/drawingml/2006/main">
+              <a:graphicData uri="http://schemas.openxmlformats.org/drawingml/2006/picture">
+                <pic:pic xmlns:pic="http://schemas.openxmlformats.org/drawingml/2006/picture">
+                  <pic:nvPicPr>
+                    <pic:cNvPr id="1865693018" name="Рисунок 1865693018"/>
+                    <pic:cNvPicPr/>
+                  </pic:nvPicPr>
+                  <pic:blipFill>
+                    <a:blip r:embed="rId8">
+                      <a:extLst>
+                        <a:ext uri="{28A0092B-C50C-407E-A947-70E740481C1C}">
+                          <a14:useLocalDpi xmlns:a14="http://schemas.microsoft.com/office/drawing/2010/main" val="0"/>
+                        </a:ext>
+                      </a:extLst>
+                    </a:blip>
+                    <a:stretch>
+                      <a:fillRect/>
+                    </a:stretch>
+                  </pic:blipFill>
+                  <pic:spPr>
+                    <a:xfrm>
+                      <a:off x="0" y="0"/>
+                      <a:ext cx="5245100" cy="1206500"/>
+                    </a:xfrm>
+                    <a:prstGeom prst="rect">
+                      <a:avLst/>
+                    </a:prstGeom>
+                  </pic:spPr>
+                </pic:pic>
+              </a:graphicData>
+            </a:graphic>
+          </wp:inline>
+        </w:drawing>
+      </w:r>
+    </w:p>
+    <w:p>
+      <w:pPr>
+        <w:jc w:val="center"/>
+        <w:rPr>
+          <w:rFonts w:ascii="Times New Roman" w:hAnsi="Times New Roman" w:cs="Times New Roman"/>
+          <w:sz w:val="28"/>
+          <w:szCs w:val="28"/>
+        </w:rPr>
+      </w:pPr>
+      <w:r>
+        <w:rPr>
+          <w:rFonts w:ascii="Times New Roman" w:hAnsi="Times New Roman" w:cs="Times New Roman"/>
+          <w:sz w:val="28"/>
+          <w:szCs w:val="28"/>
+        </w:rPr>
+        <w:t xml:space="preserve">Рис 5. Наличие </w:t>
+      </w:r>
+      <w:proofErr w:type="spellStart"/>
+      <w:r>
+        <w:rPr>
+          <w:rFonts w:ascii="Times New Roman" w:hAnsi="Times New Roman" w:cs="Times New Roman"/>
+          <w:sz w:val="28"/>
+          <w:szCs w:val="28"/>
+          <w:lang w:val="en-US"/>
+        </w:rPr>
+        <w:t>jwt</w:t>
+      </w:r>
+      <w:proofErr w:type="spellEnd"/>
+      <w:r>
+        <w:rPr>
+          <w:rFonts w:ascii="Times New Roman" w:hAnsi="Times New Roman" w:cs="Times New Roman"/>
+          <w:sz w:val="28"/>
+          <w:szCs w:val="28"/>
+        </w:rPr>
+        <w:t xml:space="preserve"> </w:t>
+      </w:r>
+      <w:r>
+        <w:rPr>
+          <w:rFonts w:ascii="Times New Roman" w:hAnsi="Times New Roman" w:cs="Times New Roman"/>
+          <w:sz w:val="28"/>
+          <w:szCs w:val="28"/>
+          <w:lang w:val="en-US"/>
+        </w:rPr>
+        <w:t>secret.</w:t>
+      </w:r>
+    </w:p>
+    <w:p>
+      <w:pPr>
+        <w:ind w:firstLine="709"/>
+        <w:jc w:val="both"/>
+        <w:rPr>
+          <w:rFonts w:ascii="Times New Roman" w:hAnsi="Times New Roman" w:cs="Times New Roman"/>
+          <w:sz w:val="28"/>
+          <w:szCs w:val="28"/>
         </w:rPr>
       </w:pPr>
       <w:r>
@@ -601,6 +1090,7 @@
           <w:sz w:val="28"/>
           <w:szCs w:val="28"/>
         </w:rPr>
+        <w:lastRenderedPageBreak/>
         <w:t>плейсхолдеров</w:t>
       </w:r>
       <w:proofErr w:type="spellEnd"/>
@@ -643,12 +1133,145 @@
     </w:p>
     <w:p>
       <w:pPr>
-        <w:ind w:firstLine="709"/>
-        <w:jc w:val="both"/>
-        <w:rPr>
-          <w:rFonts w:ascii="Times New Roman" w:hAnsi="Times New Roman" w:cs="Times New Roman"/>
-          <w:sz w:val="28"/>
-          <w:szCs w:val="28"/>
+        <w:jc w:val="center"/>
+        <w:rPr>
+          <w:rFonts w:ascii="Times New Roman" w:hAnsi="Times New Roman" w:cs="Times New Roman"/>
+          <w:sz w:val="28"/>
+          <w:szCs w:val="28"/>
+        </w:rPr>
+      </w:pPr>
+      <w:r>
+        <w:rPr>
+          <w:rFonts w:ascii="Times New Roman" w:hAnsi="Times New Roman" w:cs="Times New Roman"/>
+          <w:noProof/>
+          <w:sz w:val="28"/>
+          <w:szCs w:val="28"/>
+        </w:rPr>
+        <w:drawing>
+          <wp:inline distT="0" distB="0" distL="0" distR="0" wp14:anchorId="1C18FA4A" wp14:editId="7DB84B7F">
+            <wp:extent cx="5940425" cy="1977390"/>
+            <wp:effectExtent l="0" t="0" r="3175" b="3810"/>
+            <wp:docPr id="1469583112" name="Рисунок 6"/>
+            <wp:cNvGraphicFramePr>
+              <a:graphicFrameLocks xmlns:a="http://schemas.openxmlformats.org/drawingml/2006/main" noChangeAspect="1"/>
+            </wp:cNvGraphicFramePr>
+            <a:graphic xmlns:a="http://schemas.openxmlformats.org/drawingml/2006/main">
+              <a:graphicData uri="http://schemas.openxmlformats.org/drawingml/2006/picture">
+                <pic:pic xmlns:pic="http://schemas.openxmlformats.org/drawingml/2006/picture">
+                  <pic:nvPicPr>
+                    <pic:cNvPr id="1469583112" name="Рисунок 1469583112"/>
+                    <pic:cNvPicPr/>
+                  </pic:nvPicPr>
+                  <pic:blipFill>
+                    <a:blip r:embed="rId9">
+                      <a:extLst>
+                        <a:ext uri="{28A0092B-C50C-407E-A947-70E740481C1C}">
+                          <a14:useLocalDpi xmlns:a14="http://schemas.microsoft.com/office/drawing/2010/main" val="0"/>
+                        </a:ext>
+                      </a:extLst>
+                    </a:blip>
+                    <a:stretch>
+                      <a:fillRect/>
+                    </a:stretch>
+                  </pic:blipFill>
+                  <pic:spPr>
+                    <a:xfrm>
+                      <a:off x="0" y="0"/>
+                      <a:ext cx="5940425" cy="1977390"/>
+                    </a:xfrm>
+                    <a:prstGeom prst="rect">
+                      <a:avLst/>
+                    </a:prstGeom>
+                  </pic:spPr>
+                </pic:pic>
+              </a:graphicData>
+            </a:graphic>
+          </wp:inline>
+        </w:drawing>
+      </w:r>
+    </w:p>
+    <w:p>
+      <w:pPr>
+        <w:jc w:val="center"/>
+        <w:rPr>
+          <w:rFonts w:ascii="Times New Roman" w:hAnsi="Times New Roman" w:cs="Times New Roman"/>
+          <w:sz w:val="28"/>
+          <w:szCs w:val="28"/>
+          <w:lang w:val="en-US"/>
+        </w:rPr>
+      </w:pPr>
+      <w:r>
+        <w:rPr>
+          <w:rFonts w:ascii="Times New Roman" w:hAnsi="Times New Roman" w:cs="Times New Roman"/>
+          <w:sz w:val="28"/>
+          <w:szCs w:val="28"/>
+        </w:rPr>
+        <w:t>Рис</w:t>
+      </w:r>
+      <w:r>
+        <w:rPr>
+          <w:rFonts w:ascii="Times New Roman" w:hAnsi="Times New Roman" w:cs="Times New Roman"/>
+          <w:sz w:val="28"/>
+          <w:szCs w:val="28"/>
+          <w:lang w:val="en-US"/>
+        </w:rPr>
+        <w:t xml:space="preserve">. 6 </w:t>
+      </w:r>
+      <w:r>
+        <w:rPr>
+          <w:rFonts w:ascii="Times New Roman" w:hAnsi="Times New Roman" w:cs="Times New Roman"/>
+          <w:sz w:val="28"/>
+          <w:szCs w:val="28"/>
+          <w:lang w:val="en-US"/>
+        </w:rPr>
+        <w:t xml:space="preserve">Prepared statements </w:t>
+      </w:r>
+      <w:r>
+        <w:rPr>
+          <w:rFonts w:ascii="Times New Roman" w:hAnsi="Times New Roman" w:cs="Times New Roman"/>
+          <w:sz w:val="28"/>
+          <w:szCs w:val="28"/>
+        </w:rPr>
+        <w:t>и</w:t>
+      </w:r>
+      <w:r>
+        <w:rPr>
+          <w:rFonts w:ascii="Times New Roman" w:hAnsi="Times New Roman" w:cs="Times New Roman"/>
+          <w:sz w:val="28"/>
+          <w:szCs w:val="28"/>
+          <w:lang w:val="en-US"/>
+        </w:rPr>
+        <w:t xml:space="preserve"> </w:t>
+      </w:r>
+      <w:proofErr w:type="spellStart"/>
+      <w:r>
+        <w:rPr>
+          <w:rFonts w:ascii="Times New Roman" w:hAnsi="Times New Roman" w:cs="Times New Roman"/>
+          <w:sz w:val="28"/>
+          <w:szCs w:val="28"/>
+        </w:rPr>
+        <w:t>плейсхолдеры</w:t>
+      </w:r>
+      <w:proofErr w:type="spellEnd"/>
+      <w:r>
+        <w:rPr>
+          <w:rFonts w:ascii="Times New Roman" w:hAnsi="Times New Roman" w:cs="Times New Roman"/>
+          <w:sz w:val="28"/>
+          <w:szCs w:val="28"/>
+          <w:lang w:val="en-US"/>
+        </w:rPr>
+        <w:t>.</w:t>
+      </w:r>
+    </w:p>
+    <w:p>
+      <w:pPr>
+        <w:ind w:firstLine="709"/>
+        <w:jc w:val="both"/>
+        <w:rPr>
+          <w:rFonts w:ascii="Times New Roman" w:hAnsi="Times New Roman" w:cs="Times New Roman"/>
+          <w:sz w:val="28"/>
+          <w:szCs w:val="28"/>
+          <w:lang w:val="en-US"/>
         </w:rPr>
       </w:pPr>
     </w:p>
@@ -769,43 +1392,41 @@
           <w:sz w:val="28"/>
           <w:szCs w:val="28"/>
         </w:rPr>
-        <w:t xml:space="preserve">Реализован паттерн Double </w:t>
-      </w:r>
-      <w:proofErr w:type="spellStart"/>
-      <w:r>
-        <w:rPr>
-          <w:rFonts w:ascii="Times New Roman" w:hAnsi="Times New Roman" w:cs="Times New Roman"/>
-          <w:sz w:val="28"/>
-          <w:szCs w:val="28"/>
-        </w:rPr>
-        <w:t>Submit</w:t>
-      </w:r>
-      <w:proofErr w:type="spellEnd"/>
-      <w:r>
-        <w:rPr>
-          <w:rFonts w:ascii="Times New Roman" w:hAnsi="Times New Roman" w:cs="Times New Roman"/>
-          <w:sz w:val="28"/>
-          <w:szCs w:val="28"/>
+        <w:t>Реализован</w:t>
+      </w:r>
+      <w:r>
+        <w:rPr>
+          <w:rFonts w:ascii="Times New Roman" w:hAnsi="Times New Roman" w:cs="Times New Roman"/>
+          <w:sz w:val="28"/>
+          <w:szCs w:val="28"/>
+          <w:lang w:val="en-US"/>
         </w:rPr>
         <w:t xml:space="preserve"> </w:t>
       </w:r>
-      <w:proofErr w:type="spellStart"/>
-      <w:r>
-        <w:rPr>
-          <w:rFonts w:ascii="Times New Roman" w:hAnsi="Times New Roman" w:cs="Times New Roman"/>
-          <w:sz w:val="28"/>
-          <w:szCs w:val="28"/>
-        </w:rPr>
-        <w:t>Cookie</w:t>
-      </w:r>
-      <w:proofErr w:type="spellEnd"/>
-      <w:r>
-        <w:rPr>
-          <w:rFonts w:ascii="Times New Roman" w:hAnsi="Times New Roman" w:cs="Times New Roman"/>
-          <w:sz w:val="28"/>
-          <w:szCs w:val="28"/>
-        </w:rPr>
-        <w:t xml:space="preserve">. При каждом GET-запросе генерируется криптостойкий случайный токен, который сохраняется в сессионной </w:t>
+      <w:r>
+        <w:rPr>
+          <w:rFonts w:ascii="Times New Roman" w:hAnsi="Times New Roman" w:cs="Times New Roman"/>
+          <w:sz w:val="28"/>
+          <w:szCs w:val="28"/>
+        </w:rPr>
+        <w:t>паттерн</w:t>
+      </w:r>
+      <w:r>
+        <w:rPr>
+          <w:rFonts w:ascii="Times New Roman" w:hAnsi="Times New Roman" w:cs="Times New Roman"/>
+          <w:sz w:val="28"/>
+          <w:szCs w:val="28"/>
+          <w:lang w:val="en-US"/>
+        </w:rPr>
+        <w:t xml:space="preserve"> Double Submit Cookie. </w:t>
+      </w:r>
+      <w:r>
+        <w:rPr>
+          <w:rFonts w:ascii="Times New Roman" w:hAnsi="Times New Roman" w:cs="Times New Roman"/>
+          <w:sz w:val="28"/>
+          <w:szCs w:val="28"/>
+        </w:rPr>
+        <w:t xml:space="preserve">При каждом GET-запросе генерируется криптостойкий случайный токен, который сохраняется в сессионной </w:t>
       </w:r>
       <w:proofErr w:type="spellStart"/>
       <w:r>
@@ -882,6 +1503,303 @@
     </w:p>
     <w:p>
       <w:pPr>
+        <w:jc w:val="center"/>
+        <w:rPr>
+          <w:rFonts w:ascii="Times New Roman" w:hAnsi="Times New Roman" w:cs="Times New Roman"/>
+          <w:sz w:val="28"/>
+          <w:szCs w:val="28"/>
+        </w:rPr>
+      </w:pPr>
+      <w:r>
+        <w:rPr>
+          <w:rFonts w:ascii="Times New Roman" w:hAnsi="Times New Roman" w:cs="Times New Roman"/>
+          <w:noProof/>
+          <w:sz w:val="28"/>
+          <w:szCs w:val="28"/>
+        </w:rPr>
+        <w:drawing>
+          <wp:inline distT="0" distB="0" distL="0" distR="0" wp14:anchorId="397624F8" wp14:editId="6C67D559">
+            <wp:extent cx="5940425" cy="857885"/>
+            <wp:effectExtent l="0" t="0" r="3175" b="5715"/>
+            <wp:docPr id="435855733" name="Рисунок 7"/>
+            <wp:cNvGraphicFramePr>
+              <a:graphicFrameLocks xmlns:a="http://schemas.openxmlformats.org/drawingml/2006/main" noChangeAspect="1"/>
+            </wp:cNvGraphicFramePr>
+            <a:graphic xmlns:a="http://schemas.openxmlformats.org/drawingml/2006/main">
+              <a:graphicData uri="http://schemas.openxmlformats.org/drawingml/2006/picture">
+                <pic:pic xmlns:pic="http://schemas.openxmlformats.org/drawingml/2006/picture">
+                  <pic:nvPicPr>
+                    <pic:cNvPr id="435855733" name="Рисунок 435855733"/>
+                    <pic:cNvPicPr/>
+                  </pic:nvPicPr>
+                  <pic:blipFill>
+                    <a:blip r:embed="rId10">
+                      <a:extLst>
+                        <a:ext uri="{28A0092B-C50C-407E-A947-70E740481C1C}">
+                          <a14:useLocalDpi xmlns:a14="http://schemas.microsoft.com/office/drawing/2010/main" val="0"/>
+                        </a:ext>
+                      </a:extLst>
+                    </a:blip>
+                    <a:stretch>
+                      <a:fillRect/>
+                    </a:stretch>
+                  </pic:blipFill>
+                  <pic:spPr>
+                    <a:xfrm>
+                      <a:off x="0" y="0"/>
+                      <a:ext cx="5940425" cy="857885"/>
+                    </a:xfrm>
+                    <a:prstGeom prst="rect">
+                      <a:avLst/>
+                    </a:prstGeom>
+                  </pic:spPr>
+                </pic:pic>
+              </a:graphicData>
+            </a:graphic>
+          </wp:inline>
+        </w:drawing>
+      </w:r>
+    </w:p>
+    <w:p>
+      <w:pPr>
+        <w:jc w:val="center"/>
+        <w:rPr>
+          <w:rFonts w:ascii="Times New Roman" w:hAnsi="Times New Roman" w:cs="Times New Roman"/>
+          <w:sz w:val="28"/>
+          <w:szCs w:val="28"/>
+        </w:rPr>
+      </w:pPr>
+      <w:r>
+        <w:rPr>
+          <w:rFonts w:ascii="Times New Roman" w:hAnsi="Times New Roman" w:cs="Times New Roman"/>
+          <w:sz w:val="28"/>
+          <w:szCs w:val="28"/>
+        </w:rPr>
+        <w:t xml:space="preserve">Рис 7. Генерация и проверка </w:t>
+      </w:r>
+      <w:proofErr w:type="spellStart"/>
+      <w:r>
+        <w:rPr>
+          <w:rFonts w:ascii="Times New Roman" w:hAnsi="Times New Roman" w:cs="Times New Roman"/>
+          <w:sz w:val="28"/>
+          <w:szCs w:val="28"/>
+          <w:lang w:val="en-US"/>
+        </w:rPr>
+        <w:t>csrf</w:t>
+      </w:r>
+      <w:proofErr w:type="spellEnd"/>
+      <w:r>
+        <w:rPr>
+          <w:rFonts w:ascii="Times New Roman" w:hAnsi="Times New Roman" w:cs="Times New Roman"/>
+          <w:sz w:val="28"/>
+          <w:szCs w:val="28"/>
+        </w:rPr>
+        <w:t xml:space="preserve"> токена.</w:t>
+      </w:r>
+    </w:p>
+    <w:p>
+      <w:pPr>
+        <w:jc w:val="center"/>
+        <w:rPr>
+          <w:rFonts w:ascii="Times New Roman" w:hAnsi="Times New Roman" w:cs="Times New Roman"/>
+          <w:sz w:val="28"/>
+          <w:szCs w:val="28"/>
+        </w:rPr>
+      </w:pPr>
+      <w:r>
+        <w:rPr>
+          <w:rFonts w:ascii="Times New Roman" w:hAnsi="Times New Roman" w:cs="Times New Roman"/>
+          <w:noProof/>
+          <w:sz w:val="28"/>
+          <w:szCs w:val="28"/>
+        </w:rPr>
+        <w:lastRenderedPageBreak/>
+        <w:drawing>
+          <wp:inline distT="0" distB="0" distL="0" distR="0" wp14:anchorId="37A4D7EF" wp14:editId="46CE42B0">
+            <wp:extent cx="5940425" cy="670560"/>
+            <wp:effectExtent l="0" t="0" r="3175" b="2540"/>
+            <wp:docPr id="2007967421" name="Рисунок 8"/>
+            <wp:cNvGraphicFramePr>
+              <a:graphicFrameLocks xmlns:a="http://schemas.openxmlformats.org/drawingml/2006/main" noChangeAspect="1"/>
+            </wp:cNvGraphicFramePr>
+            <a:graphic xmlns:a="http://schemas.openxmlformats.org/drawingml/2006/main">
+              <a:graphicData uri="http://schemas.openxmlformats.org/drawingml/2006/picture">
+                <pic:pic xmlns:pic="http://schemas.openxmlformats.org/drawingml/2006/picture">
+                  <pic:nvPicPr>
+                    <pic:cNvPr id="2007967421" name="Рисунок 2007967421"/>
+                    <pic:cNvPicPr/>
+                  </pic:nvPicPr>
+                  <pic:blipFill>
+                    <a:blip r:embed="rId11">
+                      <a:extLst>
+                        <a:ext uri="{28A0092B-C50C-407E-A947-70E740481C1C}">
+                          <a14:useLocalDpi xmlns:a14="http://schemas.microsoft.com/office/drawing/2010/main" val="0"/>
+                        </a:ext>
+                      </a:extLst>
+                    </a:blip>
+                    <a:stretch>
+                      <a:fillRect/>
+                    </a:stretch>
+                  </pic:blipFill>
+                  <pic:spPr>
+                    <a:xfrm>
+                      <a:off x="0" y="0"/>
+                      <a:ext cx="5940425" cy="670560"/>
+                    </a:xfrm>
+                    <a:prstGeom prst="rect">
+                      <a:avLst/>
+                    </a:prstGeom>
+                  </pic:spPr>
+                </pic:pic>
+              </a:graphicData>
+            </a:graphic>
+          </wp:inline>
+        </w:drawing>
+      </w:r>
+    </w:p>
+    <w:p>
+      <w:pPr>
+        <w:jc w:val="center"/>
+        <w:rPr>
+          <w:rFonts w:ascii="Times New Roman" w:hAnsi="Times New Roman" w:cs="Times New Roman"/>
+          <w:sz w:val="28"/>
+          <w:szCs w:val="28"/>
+        </w:rPr>
+      </w:pPr>
+      <w:r>
+        <w:rPr>
+          <w:rFonts w:ascii="Times New Roman" w:hAnsi="Times New Roman" w:cs="Times New Roman"/>
+          <w:sz w:val="28"/>
+          <w:szCs w:val="28"/>
+        </w:rPr>
+        <w:t xml:space="preserve">Рис 8. Скрытое поле с </w:t>
+      </w:r>
+      <w:proofErr w:type="spellStart"/>
+      <w:r>
+        <w:rPr>
+          <w:rFonts w:ascii="Times New Roman" w:hAnsi="Times New Roman" w:cs="Times New Roman"/>
+          <w:sz w:val="28"/>
+          <w:szCs w:val="28"/>
+          <w:lang w:val="en-US"/>
+        </w:rPr>
+        <w:t>csrf</w:t>
+      </w:r>
+      <w:proofErr w:type="spellEnd"/>
+      <w:r>
+        <w:rPr>
+          <w:rFonts w:ascii="Times New Roman" w:hAnsi="Times New Roman" w:cs="Times New Roman"/>
+          <w:sz w:val="28"/>
+          <w:szCs w:val="28"/>
+        </w:rPr>
+        <w:t>.</w:t>
+      </w:r>
+    </w:p>
+    <w:p>
+      <w:pPr>
+        <w:jc w:val="center"/>
+        <w:rPr>
+          <w:rFonts w:ascii="Times New Roman" w:hAnsi="Times New Roman" w:cs="Times New Roman"/>
+          <w:sz w:val="28"/>
+          <w:szCs w:val="28"/>
+        </w:rPr>
+      </w:pPr>
+      <w:r>
+        <w:rPr>
+          <w:rFonts w:ascii="Times New Roman" w:hAnsi="Times New Roman" w:cs="Times New Roman"/>
+          <w:noProof/>
+          <w:sz w:val="28"/>
+          <w:szCs w:val="28"/>
+        </w:rPr>
+        <w:drawing>
+          <wp:inline distT="0" distB="0" distL="0" distR="0" wp14:anchorId="7D220844" wp14:editId="39934284">
+            <wp:extent cx="2908300" cy="965200"/>
+            <wp:effectExtent l="0" t="0" r="0" b="0"/>
+            <wp:docPr id="524836933" name="Рисунок 9"/>
+            <wp:cNvGraphicFramePr>
+              <a:graphicFrameLocks xmlns:a="http://schemas.openxmlformats.org/drawingml/2006/main" noChangeAspect="1"/>
+            </wp:cNvGraphicFramePr>
+            <a:graphic xmlns:a="http://schemas.openxmlformats.org/drawingml/2006/main">
+              <a:graphicData uri="http://schemas.openxmlformats.org/drawingml/2006/picture">
+                <pic:pic xmlns:pic="http://schemas.openxmlformats.org/drawingml/2006/picture">
+                  <pic:nvPicPr>
+                    <pic:cNvPr id="524836933" name="Рисунок 524836933"/>
+                    <pic:cNvPicPr/>
+                  </pic:nvPicPr>
+                  <pic:blipFill>
+                    <a:blip r:embed="rId12">
+                      <a:extLst>
+                        <a:ext uri="{28A0092B-C50C-407E-A947-70E740481C1C}">
+                          <a14:useLocalDpi xmlns:a14="http://schemas.microsoft.com/office/drawing/2010/main" val="0"/>
+                        </a:ext>
+                      </a:extLst>
+                    </a:blip>
+                    <a:stretch>
+                      <a:fillRect/>
+                    </a:stretch>
+                  </pic:blipFill>
+                  <pic:spPr>
+                    <a:xfrm>
+                      <a:off x="0" y="0"/>
+                      <a:ext cx="2908300" cy="965200"/>
+                    </a:xfrm>
+                    <a:prstGeom prst="rect">
+                      <a:avLst/>
+                    </a:prstGeom>
+                  </pic:spPr>
+                </pic:pic>
+              </a:graphicData>
+            </a:graphic>
+          </wp:inline>
+        </w:drawing>
+      </w:r>
+    </w:p>
+    <w:p>
+      <w:pPr>
+        <w:jc w:val="center"/>
+        <w:rPr>
+          <w:rFonts w:ascii="Times New Roman" w:hAnsi="Times New Roman" w:cs="Times New Roman"/>
+          <w:sz w:val="28"/>
+          <w:szCs w:val="28"/>
+        </w:rPr>
+      </w:pPr>
+      <w:r>
+        <w:rPr>
+          <w:rFonts w:ascii="Times New Roman" w:hAnsi="Times New Roman" w:cs="Times New Roman"/>
+          <w:sz w:val="28"/>
+          <w:szCs w:val="28"/>
+        </w:rPr>
+        <w:t xml:space="preserve">Рис 9. Проверка </w:t>
+      </w:r>
+      <w:proofErr w:type="spellStart"/>
+      <w:r>
+        <w:rPr>
+          <w:rFonts w:ascii="Times New Roman" w:hAnsi="Times New Roman" w:cs="Times New Roman"/>
+          <w:sz w:val="28"/>
+          <w:szCs w:val="28"/>
+          <w:lang w:val="en-US"/>
+        </w:rPr>
+        <w:t>csrf</w:t>
+      </w:r>
+      <w:proofErr w:type="spellEnd"/>
+      <w:r>
+        <w:rPr>
+          <w:rFonts w:ascii="Times New Roman" w:hAnsi="Times New Roman" w:cs="Times New Roman"/>
+          <w:sz w:val="28"/>
+          <w:szCs w:val="28"/>
+        </w:rPr>
+        <w:t xml:space="preserve"> </w:t>
+      </w:r>
+      <w:r>
+        <w:rPr>
+          <w:rFonts w:ascii="Times New Roman" w:hAnsi="Times New Roman" w:cs="Times New Roman"/>
+          <w:sz w:val="28"/>
+          <w:szCs w:val="28"/>
+        </w:rPr>
+        <w:t>при запросе.</w:t>
+      </w:r>
+    </w:p>
+    <w:p>
+      <w:pPr>
         <w:ind w:firstLine="709"/>
         <w:jc w:val="both"/>
         <w:rPr>
@@ -1043,56 +1961,133 @@
           <w:sz w:val="28"/>
           <w:szCs w:val="28"/>
         </w:rPr>
+        <w:t xml:space="preserve">Все подключаемые файлы заданы статически через </w:t>
+      </w:r>
+      <w:proofErr w:type="spellStart"/>
+      <w:r>
+        <w:rPr>
+          <w:rFonts w:ascii="Times New Roman" w:hAnsi="Times New Roman" w:cs="Times New Roman"/>
+          <w:sz w:val="28"/>
+          <w:szCs w:val="28"/>
+        </w:rPr>
+        <w:t>require_once</w:t>
+      </w:r>
+      <w:proofErr w:type="spellEnd"/>
+      <w:r>
+        <w:rPr>
+          <w:rFonts w:ascii="Times New Roman" w:hAnsi="Times New Roman" w:cs="Times New Roman"/>
+          <w:sz w:val="28"/>
+          <w:szCs w:val="28"/>
+        </w:rPr>
+        <w:t xml:space="preserve"> с фиксированными путями. Динамическое подключение файлов на основе пользовательского ввода отсутствует. Локальное или удалённое включение файлов невозможно.</w:t>
+      </w:r>
+    </w:p>
+    <w:p>
+      <w:pPr>
+        <w:jc w:val="center"/>
+        <w:rPr>
+          <w:rFonts w:ascii="Times New Roman" w:hAnsi="Times New Roman" w:cs="Times New Roman"/>
+          <w:sz w:val="28"/>
+          <w:szCs w:val="28"/>
+        </w:rPr>
+      </w:pPr>
+      <w:r>
+        <w:rPr>
+          <w:rFonts w:ascii="Times New Roman" w:hAnsi="Times New Roman" w:cs="Times New Roman"/>
+          <w:noProof/>
+          <w:sz w:val="28"/>
+          <w:szCs w:val="28"/>
+        </w:rPr>
+        <w:drawing>
+          <wp:inline distT="0" distB="0" distL="0" distR="0" wp14:anchorId="772105B4" wp14:editId="08322987">
+            <wp:extent cx="4254500" cy="2197100"/>
+            <wp:effectExtent l="0" t="0" r="0" b="0"/>
+            <wp:docPr id="1284080669" name="Рисунок 10"/>
+            <wp:cNvGraphicFramePr>
+              <a:graphicFrameLocks xmlns:a="http://schemas.openxmlformats.org/drawingml/2006/main" noChangeAspect="1"/>
+            </wp:cNvGraphicFramePr>
+            <a:graphic xmlns:a="http://schemas.openxmlformats.org/drawingml/2006/main">
+              <a:graphicData uri="http://schemas.openxmlformats.org/drawingml/2006/picture">
+                <pic:pic xmlns:pic="http://schemas.openxmlformats.org/drawingml/2006/picture">
+                  <pic:nvPicPr>
+                    <pic:cNvPr id="1284080669" name="Рисунок 1284080669"/>
+                    <pic:cNvPicPr/>
+                  </pic:nvPicPr>
+                  <pic:blipFill>
+                    <a:blip r:embed="rId13">
+                      <a:extLst>
+                        <a:ext uri="{28A0092B-C50C-407E-A947-70E740481C1C}">
+                          <a14:useLocalDpi xmlns:a14="http://schemas.microsoft.com/office/drawing/2010/main" val="0"/>
+                        </a:ext>
+                      </a:extLst>
+                    </a:blip>
+                    <a:stretch>
+                      <a:fillRect/>
+                    </a:stretch>
+                  </pic:blipFill>
+                  <pic:spPr>
+                    <a:xfrm>
+                      <a:off x="0" y="0"/>
+                      <a:ext cx="4254500" cy="2197100"/>
+                    </a:xfrm>
+                    <a:prstGeom prst="rect">
+                      <a:avLst/>
+                    </a:prstGeom>
+                  </pic:spPr>
+                </pic:pic>
+              </a:graphicData>
+            </a:graphic>
+          </wp:inline>
+        </w:drawing>
+      </w:r>
+    </w:p>
+    <w:p>
+      <w:pPr>
+        <w:jc w:val="center"/>
+        <w:rPr>
+          <w:rFonts w:ascii="Times New Roman" w:hAnsi="Times New Roman" w:cs="Times New Roman"/>
+          <w:sz w:val="28"/>
+          <w:szCs w:val="28"/>
+        </w:rPr>
+      </w:pPr>
+      <w:r>
+        <w:rPr>
+          <w:rFonts w:ascii="Times New Roman" w:hAnsi="Times New Roman" w:cs="Times New Roman"/>
+          <w:sz w:val="28"/>
+          <w:szCs w:val="28"/>
+        </w:rPr>
+        <w:t>Рис 10. Статическое подключение файлов.</w:t>
+      </w:r>
+    </w:p>
+    <w:p>
+      <w:pPr>
+        <w:ind w:firstLine="709"/>
+        <w:jc w:val="both"/>
+        <w:rPr>
+          <w:rFonts w:ascii="Times New Roman" w:hAnsi="Times New Roman" w:cs="Times New Roman"/>
+          <w:sz w:val="28"/>
+          <w:szCs w:val="28"/>
+        </w:rPr>
+      </w:pPr>
+    </w:p>
+    <w:p>
+      <w:pPr>
+        <w:ind w:firstLine="709"/>
+        <w:jc w:val="both"/>
+        <w:rPr>
+          <w:rFonts w:ascii="Times New Roman" w:hAnsi="Times New Roman" w:cs="Times New Roman"/>
+          <w:sz w:val="28"/>
+          <w:szCs w:val="28"/>
+        </w:rPr>
+      </w:pPr>
+      <w:proofErr w:type="spellStart"/>
+      <w:r>
+        <w:rPr>
+          <w:rFonts w:ascii="Times New Roman" w:hAnsi="Times New Roman" w:cs="Times New Roman"/>
+          <w:sz w:val="28"/>
+          <w:szCs w:val="28"/>
+        </w:rPr>
         <w:lastRenderedPageBreak/>
-        <w:t xml:space="preserve">Все подключаемые файлы заданы статически через </w:t>
-      </w:r>
-      <w:proofErr w:type="spellStart"/>
-      <w:r>
-        <w:rPr>
-          <w:rFonts w:ascii="Times New Roman" w:hAnsi="Times New Roman" w:cs="Times New Roman"/>
-          <w:sz w:val="28"/>
-          <w:szCs w:val="28"/>
-        </w:rPr>
-        <w:t>require_once</w:t>
-      </w:r>
-      <w:proofErr w:type="spellEnd"/>
-      <w:r>
-        <w:rPr>
-          <w:rFonts w:ascii="Times New Roman" w:hAnsi="Times New Roman" w:cs="Times New Roman"/>
-          <w:sz w:val="28"/>
-          <w:szCs w:val="28"/>
-        </w:rPr>
-        <w:t xml:space="preserve"> с фиксированными путями. Динамическое подключение файлов на основе пользовательского ввода отсутствует. Локальное или удалённое включение файлов невозможно.</w:t>
-      </w:r>
-    </w:p>
-    <w:p>
-      <w:pPr>
-        <w:ind w:firstLine="709"/>
-        <w:jc w:val="both"/>
-        <w:rPr>
-          <w:rFonts w:ascii="Times New Roman" w:hAnsi="Times New Roman" w:cs="Times New Roman"/>
-          <w:sz w:val="28"/>
-          <w:szCs w:val="28"/>
-        </w:rPr>
-      </w:pPr>
-    </w:p>
-    <w:p>
-      <w:pPr>
-        <w:ind w:firstLine="709"/>
-        <w:jc w:val="both"/>
-        <w:rPr>
-          <w:rFonts w:ascii="Times New Roman" w:hAnsi="Times New Roman" w:cs="Times New Roman"/>
-          <w:sz w:val="28"/>
-          <w:szCs w:val="28"/>
-        </w:rPr>
-      </w:pPr>
-      <w:proofErr w:type="spellStart"/>
-      <w:r>
-        <w:rPr>
-          <w:rFonts w:ascii="Times New Roman" w:hAnsi="Times New Roman" w:cs="Times New Roman"/>
-          <w:sz w:val="28"/>
-          <w:szCs w:val="28"/>
-        </w:rPr>
         <w:t>Upload</w:t>
       </w:r>
       <w:proofErr w:type="spellEnd"/>
@@ -1533,46 +2528,46 @@
           <w:sz w:val="28"/>
           <w:szCs w:val="28"/>
         </w:rPr>
+        <w:t>Заключение</w:t>
+      </w:r>
+    </w:p>
+    <w:p>
+      <w:pPr>
+        <w:ind w:firstLine="709"/>
+        <w:jc w:val="both"/>
+        <w:rPr>
+          <w:rFonts w:ascii="Times New Roman" w:hAnsi="Times New Roman" w:cs="Times New Roman"/>
+          <w:sz w:val="28"/>
+          <w:szCs w:val="28"/>
+        </w:rPr>
+      </w:pPr>
+    </w:p>
+    <w:p>
+      <w:pPr>
+        <w:ind w:firstLine="709"/>
+        <w:jc w:val="both"/>
+        <w:rPr>
+          <w:rFonts w:ascii="Times New Roman" w:hAnsi="Times New Roman" w:cs="Times New Roman"/>
+          <w:sz w:val="28"/>
+          <w:szCs w:val="28"/>
+        </w:rPr>
+      </w:pPr>
+      <w:r>
+        <w:rPr>
+          <w:rFonts w:ascii="Times New Roman" w:hAnsi="Times New Roman" w:cs="Times New Roman"/>
+          <w:sz w:val="28"/>
+          <w:szCs w:val="28"/>
+        </w:rPr>
+        <w:t xml:space="preserve">Проведённый аудит подтверждает, что веб-приложение защищено от основных классов уязвимостей: XSS, SQL‑инъекций, CSRF, Information </w:t>
+      </w:r>
+      <w:proofErr w:type="spellStart"/>
+      <w:r>
+        <w:rPr>
+          <w:rFonts w:ascii="Times New Roman" w:hAnsi="Times New Roman" w:cs="Times New Roman"/>
+          <w:sz w:val="28"/>
+          <w:szCs w:val="28"/>
+        </w:rPr>
         <w:lastRenderedPageBreak/>
-        <w:t>Заключение</w:t>
-      </w:r>
-    </w:p>
-    <w:p>
-      <w:pPr>
-        <w:ind w:firstLine="709"/>
-        <w:jc w:val="both"/>
-        <w:rPr>
-          <w:rFonts w:ascii="Times New Roman" w:hAnsi="Times New Roman" w:cs="Times New Roman"/>
-          <w:sz w:val="28"/>
-          <w:szCs w:val="28"/>
-        </w:rPr>
-      </w:pPr>
-    </w:p>
-    <w:p>
-      <w:pPr>
-        <w:ind w:firstLine="709"/>
-        <w:jc w:val="both"/>
-        <w:rPr>
-          <w:rFonts w:ascii="Times New Roman" w:hAnsi="Times New Roman" w:cs="Times New Roman"/>
-          <w:sz w:val="28"/>
-          <w:szCs w:val="28"/>
-        </w:rPr>
-      </w:pPr>
-      <w:r>
-        <w:rPr>
-          <w:rFonts w:ascii="Times New Roman" w:hAnsi="Times New Roman" w:cs="Times New Roman"/>
-          <w:sz w:val="28"/>
-          <w:szCs w:val="28"/>
-        </w:rPr>
-        <w:t xml:space="preserve">Проведённый аудит подтверждает, что веб-приложение защищено от основных классов уязвимостей: XSS, SQL‑инъекций, CSRF, Information </w:t>
-      </w:r>
-      <w:proofErr w:type="spellStart"/>
-      <w:r>
-        <w:rPr>
-          <w:rFonts w:ascii="Times New Roman" w:hAnsi="Times New Roman" w:cs="Times New Roman"/>
-          <w:sz w:val="28"/>
-          <w:szCs w:val="28"/>
-        </w:rPr>
         <w:t>Disclosure</w:t>
       </w:r>
       <w:proofErr w:type="spellEnd"/>

--- a/task7/Аудит безопасности веб — копия.docx
+++ b/task7/Аудит безопасности веб — копия.docx
@@ -226,24 +226,14 @@
         <w:t>Htmlspecialchars</w:t>
       </w:r>
       <w:proofErr w:type="spellEnd"/>
-      <w:r>
-        <w:rPr>
-          <w:rFonts w:ascii="Times New Roman" w:hAnsi="Times New Roman" w:cs="Times New Roman"/>
-          <w:sz w:val="28"/>
-          <w:szCs w:val="28"/>
-          <w:lang w:val="en-US"/>
-        </w:rPr>
-        <w:t>(</w:t>
-      </w:r>
       <w:proofErr w:type="gramEnd"/>
       <w:r>
         <w:rPr>
           <w:rFonts w:ascii="Times New Roman" w:hAnsi="Times New Roman" w:cs="Times New Roman"/>
           <w:sz w:val="28"/>
           <w:szCs w:val="28"/>
-          <w:lang w:val="en-US"/>
-        </w:rPr>
-        <w:t>).</w:t>
+        </w:rPr>
+        <w:t>().</w:t>
       </w:r>
     </w:p>
     <w:p>
@@ -660,6 +650,7 @@
           <w:rFonts w:ascii="Times New Roman" w:hAnsi="Times New Roman" w:cs="Times New Roman"/>
           <w:sz w:val="28"/>
           <w:szCs w:val="28"/>
+          <w:lang w:val="en-US"/>
         </w:rPr>
       </w:pPr>
       <w:r>
@@ -712,14 +703,6 @@
           </wp:inline>
         </w:drawing>
       </w:r>
-      <w:r>
-        <w:rPr>
-          <w:rFonts w:ascii="Times New Roman" w:hAnsi="Times New Roman" w:cs="Times New Roman"/>
-          <w:sz w:val="28"/>
-          <w:szCs w:val="28"/>
-        </w:rPr>
-        <w:t>ё</w:t>
-      </w:r>
     </w:p>
     <w:p>
       <w:pPr>
@@ -918,7 +901,15 @@
           <w:szCs w:val="28"/>
           <w:lang w:val="en-US"/>
         </w:rPr>
-        <w:t>secret.</w:t>
+        <w:t>secret</w:t>
+      </w:r>
+      <w:r>
+        <w:rPr>
+          <w:rFonts w:ascii="Times New Roman" w:hAnsi="Times New Roman" w:cs="Times New Roman"/>
+          <w:sz w:val="28"/>
+          <w:szCs w:val="28"/>
+        </w:rPr>
+        <w:t>.</w:t>
       </w:r>
     </w:p>
     <w:p>
@@ -1090,45 +1081,53 @@
           <w:sz w:val="28"/>
           <w:szCs w:val="28"/>
         </w:rPr>
+        <w:t>плейсхолдеров</w:t>
+      </w:r>
+      <w:proofErr w:type="spellEnd"/>
+      <w:r>
+        <w:rPr>
+          <w:rFonts w:ascii="Times New Roman" w:hAnsi="Times New Roman" w:cs="Times New Roman"/>
+          <w:sz w:val="28"/>
+          <w:szCs w:val="28"/>
+        </w:rPr>
+        <w:t xml:space="preserve"> (:</w:t>
+      </w:r>
+      <w:proofErr w:type="spellStart"/>
+      <w:r>
+        <w:rPr>
+          <w:rFonts w:ascii="Times New Roman" w:hAnsi="Times New Roman" w:cs="Times New Roman"/>
+          <w:sz w:val="28"/>
+          <w:szCs w:val="28"/>
+        </w:rPr>
+        <w:t>name</w:t>
+      </w:r>
+      <w:proofErr w:type="spellEnd"/>
+      <w:proofErr w:type="gramStart"/>
+      <w:r>
+        <w:rPr>
+          <w:rFonts w:ascii="Times New Roman" w:hAnsi="Times New Roman" w:cs="Times New Roman"/>
+          <w:sz w:val="28"/>
+          <w:szCs w:val="28"/>
+        </w:rPr>
+        <w:t>, ?</w:t>
+      </w:r>
+      <w:proofErr w:type="gramEnd"/>
+      <w:r>
+        <w:rPr>
+          <w:rFonts w:ascii="Times New Roman" w:hAnsi="Times New Roman" w:cs="Times New Roman"/>
+          <w:sz w:val="28"/>
+          <w:szCs w:val="28"/>
+        </w:rPr>
+        <w:t xml:space="preserve">). Данные пользователя никогда не конкатенируются с </w:t>
+      </w:r>
+      <w:r>
+        <w:rPr>
+          <w:rFonts w:ascii="Times New Roman" w:hAnsi="Times New Roman" w:cs="Times New Roman"/>
+          <w:sz w:val="28"/>
+          <w:szCs w:val="28"/>
+        </w:rPr>
         <w:lastRenderedPageBreak/>
-        <w:t>плейсхолдеров</w:t>
-      </w:r>
-      <w:proofErr w:type="spellEnd"/>
-      <w:r>
-        <w:rPr>
-          <w:rFonts w:ascii="Times New Roman" w:hAnsi="Times New Roman" w:cs="Times New Roman"/>
-          <w:sz w:val="28"/>
-          <w:szCs w:val="28"/>
-        </w:rPr>
-        <w:t xml:space="preserve"> (:</w:t>
-      </w:r>
-      <w:proofErr w:type="spellStart"/>
-      <w:r>
-        <w:rPr>
-          <w:rFonts w:ascii="Times New Roman" w:hAnsi="Times New Roman" w:cs="Times New Roman"/>
-          <w:sz w:val="28"/>
-          <w:szCs w:val="28"/>
-        </w:rPr>
-        <w:t>name</w:t>
-      </w:r>
-      <w:proofErr w:type="spellEnd"/>
-      <w:proofErr w:type="gramStart"/>
-      <w:r>
-        <w:rPr>
-          <w:rFonts w:ascii="Times New Roman" w:hAnsi="Times New Roman" w:cs="Times New Roman"/>
-          <w:sz w:val="28"/>
-          <w:szCs w:val="28"/>
-        </w:rPr>
-        <w:t>, ?</w:t>
-      </w:r>
-      <w:proofErr w:type="gramEnd"/>
-      <w:r>
-        <w:rPr>
-          <w:rFonts w:ascii="Times New Roman" w:hAnsi="Times New Roman" w:cs="Times New Roman"/>
-          <w:sz w:val="28"/>
-          <w:szCs w:val="28"/>
-        </w:rPr>
-        <w:t>). Данные пользователя никогда не конкатенируются с SQL-кодом – они передаются отдельно и автоматически экранируются драйвером PDO. Критически важные операции (вставка заявки и связанных языков, обновление профиля, удаление) обёрнуты в транзакции, что гарантирует целостность данных.</w:t>
+        <w:t>SQL-кодом – они передаются отдельно и автоматически экранируются драйвером PDO. Критически важные операции (вставка заявки и связанных языков, обновление профиля, удаление) обёрнуты в транзакции, что гарантирует целостность данных.</w:t>
       </w:r>
     </w:p>
     <w:p>

--- a/task7/Аудит безопасности веб — копия.docx
+++ b/task7/Аудит безопасности веб — копия.docx
@@ -226,6 +226,14 @@
         <w:t>Htmlspecialchars</w:t>
       </w:r>
       <w:proofErr w:type="spellEnd"/>
+      <w:r>
+        <w:rPr>
+          <w:rFonts w:ascii="Times New Roman" w:hAnsi="Times New Roman" w:cs="Times New Roman"/>
+          <w:sz w:val="28"/>
+          <w:szCs w:val="28"/>
+        </w:rPr>
+        <w:t>(</w:t>
+      </w:r>
       <w:proofErr w:type="gramEnd"/>
       <w:r>
         <w:rPr>
@@ -233,7 +241,7 @@
           <w:sz w:val="28"/>
           <w:szCs w:val="28"/>
         </w:rPr>
-        <w:t>().</w:t>
+        <w:t>).</w:t>
       </w:r>
     </w:p>
     <w:p>
@@ -739,10 +747,10 @@
           <w:szCs w:val="28"/>
         </w:rPr>
         <w:drawing>
-          <wp:inline distT="0" distB="0" distL="0" distR="0" wp14:anchorId="59E33EDD" wp14:editId="6A670508">
+          <wp:inline distT="0" distB="0" distL="0" distR="0" wp14:anchorId="0E0E9389" wp14:editId="5E6D1659">
             <wp:extent cx="4305300" cy="990600"/>
             <wp:effectExtent l="0" t="0" r="0" b="0"/>
-            <wp:docPr id="934539602" name="Рисунок 4"/>
+            <wp:docPr id="1610451176" name="Рисунок 1"/>
             <wp:cNvGraphicFramePr>
               <a:graphicFrameLocks xmlns:a="http://schemas.openxmlformats.org/drawingml/2006/main" noChangeAspect="1"/>
             </wp:cNvGraphicFramePr>
@@ -750,7 +758,7 @@
               <a:graphicData uri="http://schemas.openxmlformats.org/drawingml/2006/picture">
                 <pic:pic xmlns:pic="http://schemas.openxmlformats.org/drawingml/2006/picture">
                   <pic:nvPicPr>
-                    <pic:cNvPr id="934539602" name="Рисунок 934539602"/>
+                    <pic:cNvPr id="1610451176" name="Рисунок 1610451176"/>
                     <pic:cNvPicPr/>
                   </pic:nvPicPr>
                   <pic:blipFill>
